--- a/LLDD/word/Jobs/LLDD-BE-Job-3-ImportImpactCompetitor.docx
+++ b/LLDD/word/Jobs/LLDD-BE-Job-3-ImportImpactCompetitor.docx
@@ -1526,7 +1526,16 @@
         <w:t>@Cron</w:t>
       </w:r>
       <w:r>
-        <w:t xml:space="preserve">) · ทุก job ถูกบันทึกลง </w:t>
+        <w:t xml:space="preserve">) — </w:t>
+      </w:r>
+      <w:r>
+        <w:rPr>
+          <w:b/>
+        </w:rPr>
+        <w:t>ยกเว้น job ที่เป็น event-driven (ดูหัวข้อ Config Schema ของ job นั้น) ซึ่งห้ามตั้ง schedule</w:t>
+      </w:r>
+      <w:r>
+        <w:t xml:space="preserve"> · ทุก job ถูกบันทึกลง </w:t>
       </w:r>
       <w:r>
         <w:rPr>
@@ -7121,7 +7130,7 @@
                 <w:rFonts w:ascii="Arial" w:hAnsi="Arial" w:eastAsia="Arial" w:cs="Tahoma"/>
                 <w:sz w:val="18"/>
               </w:rPr>
-              <w:t>ไม่มีตาราง job_run_histories แล้ว · ไฟล์/ACK ดูที่ sgi_interface_transactions</w:t>
+              <w:t>ไม่มีตาราง job_run_histories แล้ว · ผลการรับส่งไฟล์/ข้อความดูที่ sgi_interface_transactions</w:t>
             </w:r>
           </w:p>
         </w:tc>
@@ -7572,16 +7581,34 @@
         <w:t>publishMessage</w:t>
       </w:r>
       <w:r>
-        <w:t xml:space="preserve"> เป็น fire-and-forget ไม่มี publisher confirm/outbox — งานที่ต้องการ </w:t>
+        <w:t xml:space="preserve"> เป็น fire-and-forget </w:t>
       </w:r>
       <w:r>
         <w:rPr>
           <w:b/>
         </w:rPr>
-        <w:t>transactional outbox + ACK</w:t>
+        <w:t>ไม่มี publisher confirm และไม่มี outbox</w:t>
       </w:r>
       <w:r>
-        <w:t xml:space="preserve"> (Job 6) ต้องสร้างกลไกเพิ่ม ไม่ใช่ reuse ตรง ๆ (4) ยังไม่มี entity/ตาราง </w:t>
+        <w:t xml:space="preserve"> — งานที่ต้องการ </w:t>
+      </w:r>
+      <w:r>
+        <w:rPr>
+          <w:b/>
+        </w:rPr>
+        <w:t>transactional outbox + publisher confirm</w:t>
+      </w:r>
+      <w:r>
+        <w:t xml:space="preserve"> (Job 6 · และ </w:t>
+      </w:r>
+      <w:r>
+        <w:rPr>
+          <w:rFonts w:ascii="Courier New" w:hAnsi="Courier New" w:eastAsia="Courier New" w:cs="Tahoma"/>
+        </w:rPr>
+        <w:t>sgi_reflow</w:t>
+      </w:r>
+      <w:r>
+        <w:t xml:space="preserve"> ฝั่ง BE) ต้องสร้างกลไกเพิ่มเอง ไม่ใช่ reuse ได้เลย · ⚠️ ไม่มี ACK ระดับธุรกิจให้รอ (มติ 2026-09-08 ข้อ 2.13) (4) ยังไม่มี entity/ตาราง </w:t>
       </w:r>
       <w:r>
         <w:rPr>

--- a/LLDD/word/Jobs/LLDD-BE-Job-3-ImportImpactCompetitor.docx
+++ b/LLDD/word/Jobs/LLDD-BE-Job-3-ImportImpactCompetitor.docx
@@ -1913,7 +1913,7 @@
                 <w:rFonts w:ascii="Arial" w:hAnsi="Arial" w:eastAsia="Arial" w:cs="Tahoma"/>
                 <w:sz w:val="18"/>
               </w:rPr>
-              <w:t>0 07 7 * *</w:t>
+              <w:t>30 07 7 * *</w:t>
             </w:r>
           </w:p>
         </w:tc>
@@ -1963,7 +1963,22 @@
                 <w:rFonts w:ascii="Arial" w:hAnsi="Arial" w:eastAsia="Arial" w:cs="Tahoma"/>
                 <w:sz w:val="18"/>
               </w:rPr>
-              <w:t>ใช้สคริปต์ /appstore/SPS/FGI/schedule/FGI_ImportCompetitor.sh; Operations ตรวจ deployment path และ owner permission ก่อนขึ้น production</w:t>
+              <w:t xml:space="preserve">เหลื่อมหลัง Job 2 (07:00) เพราะ Job 3 ต้องรอแถวแม่ · </w:t>
+            </w:r>
+            <w:r>
+              <w:rPr>
+                <w:rFonts w:ascii="Arial" w:hAnsi="Arial" w:eastAsia="Arial" w:cs="Tahoma"/>
+                <w:b/>
+                <w:sz w:val="18"/>
+              </w:rPr>
+              <w:t>เวลาเหลื่อมไม่ใช่การรับประกันลำดับ — ต้องตั้ง dependency ที่ AWS Batch</w:t>
+            </w:r>
+            <w:r>
+              <w:rPr>
+                <w:rFonts w:ascii="Arial" w:hAnsi="Arial" w:eastAsia="Arial" w:cs="Tahoma"/>
+                <w:sz w:val="18"/>
+              </w:rPr>
+              <w:t xml:space="preserve"> · ใช้สคริปต์ /appstore/SPS/FGI/schedule/FGI_ImportCompetitor.sh</w:t>
             </w:r>
           </w:p>
         </w:tc>
@@ -3374,7 +3389,81 @@
                 <w:rFonts w:ascii="Arial" w:hAnsi="Arial" w:eastAsia="Arial" w:cs="Tahoma"/>
                 <w:sz w:val="18"/>
               </w:rPr>
-              <w:t>UNIQUE(impact_process_id, competitor_code, period_key); source row ซ้ำในไฟล์/วิวต้อง deduplicate ก่อน upsert</w:t>
+              <w:t xml:space="preserve">UNIQUE(impact_process_id, competitor_store_code, period_key) — </w:t>
+            </w:r>
+            <w:r>
+              <w:rPr>
+                <w:rFonts w:ascii="Arial" w:hAnsi="Arial" w:eastAsia="Arial" w:cs="Tahoma"/>
+                <w:b/>
+                <w:sz w:val="18"/>
+              </w:rPr>
+              <w:t>คีย์เป็นสาขา ไม่ใช่แบรนด์</w:t>
+            </w:r>
+            <w:r>
+              <w:rPr>
+                <w:rFonts w:ascii="Arial" w:hAnsi="Arial" w:eastAsia="Arial" w:cs="Tahoma"/>
+                <w:sz w:val="18"/>
+              </w:rPr>
+              <w:t xml:space="preserve"> (แก้ 2026-09-09); source row ซ้ำในวิวต้อง deduplicate ก่อน upsert · </w:t>
+            </w:r>
+            <w:r>
+              <w:rPr>
+                <w:rFonts w:ascii="Arial" w:hAnsi="Arial" w:eastAsia="Arial" w:cs="Tahoma"/>
+                <w:b/>
+                <w:sz w:val="18"/>
+              </w:rPr>
+              <w:t>สัญญาระดับ job คือ period-level skip</w:t>
+            </w:r>
+            <w:r>
+              <w:rPr>
+                <w:rFonts w:ascii="Arial" w:hAnsi="Arial" w:eastAsia="Arial" w:cs="Tahoma"/>
+                <w:sz w:val="18"/>
+              </w:rPr>
+              <w:t xml:space="preserve"> — ✅ ปิดแล้ว 2026-09-13 (ข้อ 2.23): คงพฤติกรรมเดิม (งวดมีข้อมูลแล้ว = ข้ามทั้งงวด) </w:t>
+            </w:r>
+            <w:r>
+              <w:rPr>
+                <w:rFonts w:ascii="Arial" w:hAnsi="Arial" w:eastAsia="Arial" w:cs="Tahoma"/>
+                <w:b/>
+                <w:sz w:val="18"/>
+              </w:rPr>
+              <w:t>แต่ต้องเทียบ `existingRowCount` กับ `sourceCount` ทุกรอบแล้ว alert เมื่อของเดิมน้อยกว่าต้นทาง</w:t>
+            </w:r>
+            <w:r>
+              <w:rPr>
+                <w:rFonts w:ascii="Arial" w:hAnsi="Arial" w:eastAsia="Arial" w:cs="Tahoma"/>
+                <w:sz w:val="18"/>
+              </w:rPr>
+              <w:t xml:space="preserve"> · หลักฐาน: ข้อมูลจริง 88 งวด (2017-2025) </w:t>
+            </w:r>
+            <w:r>
+              <w:rPr>
+                <w:rFonts w:ascii="Arial" w:hAnsi="Arial" w:eastAsia="Arial" w:cs="Tahoma"/>
+                <w:b/>
+                <w:sz w:val="18"/>
+              </w:rPr>
+              <w:t>insert จบภายในวันเดียวทั้ง 88 งวด · งวดที่ insert หลายวัน = 0</w:t>
+            </w:r>
+            <w:r>
+              <w:rPr>
+                <w:rFonts w:ascii="Arial" w:hAnsi="Arial" w:eastAsia="Arial" w:cs="Tahoma"/>
+                <w:sz w:val="18"/>
+              </w:rPr>
+              <w:t xml:space="preserve"> จึงไม่เคยมีการนำเข้าไม่ครบแล้วเติมทีหลัง และไม่มีคำสั่ง </w:t>
+            </w:r>
+            <w:r>
+              <w:rPr>
+                <w:rFonts w:ascii="Courier New" w:hAnsi="Courier New" w:eastAsia="Courier New" w:cs="Tahoma"/>
+                <w:sz w:val="18"/>
+              </w:rPr>
+              <w:t>DELETE FROM FGI_IMPACT_COMPETITOR</w:t>
+            </w:r>
+            <w:r>
+              <w:rPr>
+                <w:rFonts w:ascii="Arial" w:hAnsi="Arial" w:eastAsia="Arial" w:cs="Tahoma"/>
+                <w:sz w:val="18"/>
+              </w:rPr>
+              <w:t xml:space="preserve"> ที่ใดเลยทั้ง repo</w:t>
             </w:r>
           </w:p>
         </w:tc>
@@ -3904,7 +3993,25 @@
     <w:p/>
     <w:p>
       <w:r>
-        <w:t>Line ranges refer to the legacy Java implementation under /Users/bank_mac/gosoft/java/SBP/fcsJar. Use these ranges to preserve business behavior while implementing the target Node job.</w:t>
+        <w:t xml:space="preserve">Line ranges refer to the legacy Java implementation under </w:t>
+      </w:r>
+      <w:r>
+        <w:rPr>
+          <w:rFonts w:ascii="Courier New" w:hAnsi="Courier New" w:eastAsia="Courier New" w:cs="Tahoma"/>
+        </w:rPr>
+        <w:t>batchjob/fcsJar/</w:t>
+      </w:r>
+      <w:r>
+        <w:t xml:space="preserve"> (path นับจากราก </w:t>
+      </w:r>
+      <w:r>
+        <w:rPr>
+          <w:rFonts w:ascii="Courier New" w:hAnsi="Courier New" w:eastAsia="Courier New" w:cs="Tahoma"/>
+        </w:rPr>
+        <w:t>sbp-prototype/</w:t>
+      </w:r>
+      <w:r>
+        <w:t>). Use these ranges to preserve business behavior while implementing the target Node job.</w:t>
       </w:r>
     </w:p>
     <w:p>
@@ -4083,7 +4190,81 @@
                 <w:rFonts w:ascii="Arial" w:hAnsi="Arial" w:eastAsia="Arial" w:cs="Tahoma"/>
                 <w:sz w:val="18"/>
               </w:rPr>
-              <w:t>UNIQUE(impact_process_id, competitor_code, period_key); source row ซ้ำในไฟล์/วิวต้อง deduplicate ก่อน upsert</w:t>
+              <w:t xml:space="preserve">UNIQUE(impact_process_id, competitor_store_code, period_key) — </w:t>
+            </w:r>
+            <w:r>
+              <w:rPr>
+                <w:rFonts w:ascii="Arial" w:hAnsi="Arial" w:eastAsia="Arial" w:cs="Tahoma"/>
+                <w:b/>
+                <w:sz w:val="18"/>
+              </w:rPr>
+              <w:t>คีย์เป็นสาขา ไม่ใช่แบรนด์</w:t>
+            </w:r>
+            <w:r>
+              <w:rPr>
+                <w:rFonts w:ascii="Arial" w:hAnsi="Arial" w:eastAsia="Arial" w:cs="Tahoma"/>
+                <w:sz w:val="18"/>
+              </w:rPr>
+              <w:t xml:space="preserve"> (แก้ 2026-09-09); source row ซ้ำในวิวต้อง deduplicate ก่อน upsert · </w:t>
+            </w:r>
+            <w:r>
+              <w:rPr>
+                <w:rFonts w:ascii="Arial" w:hAnsi="Arial" w:eastAsia="Arial" w:cs="Tahoma"/>
+                <w:b/>
+                <w:sz w:val="18"/>
+              </w:rPr>
+              <w:t>สัญญาระดับ job คือ period-level skip</w:t>
+            </w:r>
+            <w:r>
+              <w:rPr>
+                <w:rFonts w:ascii="Arial" w:hAnsi="Arial" w:eastAsia="Arial" w:cs="Tahoma"/>
+                <w:sz w:val="18"/>
+              </w:rPr>
+              <w:t xml:space="preserve"> — ✅ ปิดแล้ว 2026-09-13 (ข้อ 2.23): คงพฤติกรรมเดิม (งวดมีข้อมูลแล้ว = ข้ามทั้งงวด) </w:t>
+            </w:r>
+            <w:r>
+              <w:rPr>
+                <w:rFonts w:ascii="Arial" w:hAnsi="Arial" w:eastAsia="Arial" w:cs="Tahoma"/>
+                <w:b/>
+                <w:sz w:val="18"/>
+              </w:rPr>
+              <w:t>แต่ต้องเทียบ `existingRowCount` กับ `sourceCount` ทุกรอบแล้ว alert เมื่อของเดิมน้อยกว่าต้นทาง</w:t>
+            </w:r>
+            <w:r>
+              <w:rPr>
+                <w:rFonts w:ascii="Arial" w:hAnsi="Arial" w:eastAsia="Arial" w:cs="Tahoma"/>
+                <w:sz w:val="18"/>
+              </w:rPr>
+              <w:t xml:space="preserve"> · หลักฐาน: ข้อมูลจริง 88 งวด (2017-2025) </w:t>
+            </w:r>
+            <w:r>
+              <w:rPr>
+                <w:rFonts w:ascii="Arial" w:hAnsi="Arial" w:eastAsia="Arial" w:cs="Tahoma"/>
+                <w:b/>
+                <w:sz w:val="18"/>
+              </w:rPr>
+              <w:t>insert จบภายในวันเดียวทั้ง 88 งวด · งวดที่ insert หลายวัน = 0</w:t>
+            </w:r>
+            <w:r>
+              <w:rPr>
+                <w:rFonts w:ascii="Arial" w:hAnsi="Arial" w:eastAsia="Arial" w:cs="Tahoma"/>
+                <w:sz w:val="18"/>
+              </w:rPr>
+              <w:t xml:space="preserve"> จึงไม่เคยมีการนำเข้าไม่ครบแล้วเติมทีหลัง และไม่มีคำสั่ง </w:t>
+            </w:r>
+            <w:r>
+              <w:rPr>
+                <w:rFonts w:ascii="Courier New" w:hAnsi="Courier New" w:eastAsia="Courier New" w:cs="Tahoma"/>
+                <w:sz w:val="18"/>
+              </w:rPr>
+              <w:t>DELETE FROM FGI_IMPACT_COMPETITOR</w:t>
+            </w:r>
+            <w:r>
+              <w:rPr>
+                <w:rFonts w:ascii="Arial" w:hAnsi="Arial" w:eastAsia="Arial" w:cs="Tahoma"/>
+                <w:sz w:val="18"/>
+              </w:rPr>
+              <w:t xml:space="preserve"> ที่ใดเลยทั้ง repo</w:t>
             </w:r>
           </w:p>
         </w:tc>
@@ -4221,13 +4402,46 @@
           <w:rFonts w:ascii="Courier New" w:hAnsi="Courier New" w:eastAsia="Courier New" w:cs="Tahoma"/>
           <w:sz w:val="16"/>
         </w:rPr>
-        <w:t>-- bind ตามลำดับ: $1=period_key</w:t>
-        <w:br/>
-        <w:t>SELECT impact_process_id, competitor_code, name_th, branch_th, opened_date, closed_date, period_key</w:t>
-        <w:br/>
-        <w:t>FROM allmap_competitor_impact_view</w:t>
-        <w:br/>
-        <w:t>WHERE period_key = $1 /* period_key */;</w:t>
+        <w:t>-- ⚠️ วิวต้นทางอยู่บน **SQL Server** (GSMALLMAP) · ชื่อคอลัมน์เป็นของวิวจริง (ตัวพิมพ์ใหญ่)</w:t>
+        <w:br/>
+        <w:t>--    placeholder เป็น ? ของ JDBC/mssql ไม่ใช่ $n/:name · **ห้ามใช้ไวยากรณ์ PostgreSQL ที่นี่**</w:t>
+        <w:br/>
+        <w:t>--    ⚠️ `NAMT` และ `BRANCHT` เป็นชื่อคอลัมน์จริงของวิว ไม่ใช่พิมพ์ผิด (ImpactCompetitorMapper.java:18,20)</w:t>
+        <w:br/>
+        <w:t>--    ระบุคอลัมน์ใน DISTINCT เสมอ — ระบบเดิมใช้ `SELECT distinct *` ซึ่ง dedup ด้วยทุกคอลัมน์ของวิว</w:t>
+        <w:br/>
+        <w:t>--    รวมคอลัมน์ที่ไม่ได้เอาไปใช้ ทำให้แถวซ้ำหลุดเข้ามาได้</w:t>
+        <w:br/>
+        <w:t>SELECT DISTINCT</w:t>
+        <w:br/>
+        <w:t xml:space="preserve">       STORECODE_I, COMPET_ID, NAMT, NAME, BRANCHT,</w:t>
+        <w:br/>
+        <w:t xml:space="preserve">       ZONE_CODE, SUBZONE_CODE, OPEN_DATE, CLOSE_DATE,</w:t>
+        <w:br/>
+        <w:t xml:space="preserve">       PERIOD_YEAR, PERIOD_MONTH</w:t>
+        <w:br/>
+        <w:t xml:space="preserve">  FROM allmapssa.COMPETITOR_IMPACT_VIEW</w:t>
+        <w:br/>
+        <w:t xml:space="preserve"> WHERE PERIOD_YEAR = ? AND PERIOD_MONTH = ?;</w:t>
+        <w:br/>
+        <w:br/>
+        <w:t>-- ขั้น resolve (รันบน PostgreSQL หลังอ่านข้อมูลมาแล้ว — คนละฐาน ห้าม join ข้าม)</w:t>
+        <w:br/>
+        <w:t>--   1) STORECODE_I + งวด -&gt; impact_process_id</w:t>
+        <w:br/>
+        <w:t>--      ✅ หาไม่พบ = **ข้ามแถวนั้น** แล้วนับ skippedNoParentCount + alert (มติ 2026-09-13 · ข้อ 2.20)</w:t>
+        <w:br/>
+        <w:t>--      หลักฐาน: ผู้อ่าน FGI_IMPACT_COMPETITOR รายเดียวของระบบเดิมคือคิวรีส่งออกที่</w:t>
+        <w:br/>
+        <w:t>--      ExportJdbc.java:1605-1628 ซึ่ง INNER JOIN ไปแถวแม่ -&gt; คู่แข่งของร้านที่ไม่มีแถวแม่</w:t>
+        <w:br/>
+        <w:t>--      ระบบเดิมก็ไม่เคยใช้เลย · ข้อมูลจริง 228,116 แถว: ไม่มีแถวคู่ร้าน 16,796 แถว</w:t>
+        <w:br/>
+        <w:t>--      ผูกกับรอบชดเชยได้แค่ 14 แถว (0.08%) = 99.92% เป็นข้อมูลตายอยู่แล้ว</w:t>
+        <w:br/>
+        <w:t>--   2) COMPET_ID          -&gt; competitor_store_code (ใช้ตรง ๆ · '' -&gt; NULL)</w:t>
+        <w:br/>
+        <w:t>--   3) NAMT/NAME          -&gt; brand_code ผ่าน master 11 แบรนด์ (map ไม่ได้ = NULL + นับ unmapped)</w:t>
       </w:r>
     </w:p>
     <w:p>
@@ -4251,15 +4465,19 @@
           <w:rFonts w:ascii="Courier New" w:hAnsi="Courier New" w:eastAsia="Courier New" w:cs="Tahoma"/>
           <w:sz w:val="16"/>
         </w:rPr>
-        <w:t>-- bind ตามลำดับ: $1=impact_process_id · $2=competitor_code · $3=name_th · $4=branch_th · $5=opened_date · $6=closed_date · $7=period_key</w:t>
+        <w:t>-- bind ตามลำดับ: $1=impact_process_id · $2=competitor_store_code · $3=brand_code · $4=name_th · $5=name_en · $6=branch_th · $7=zone_code · $8=subzone_code · $9=opened_date · $10=closed_date · $11=period_key</w:t>
         <w:br/>
         <w:t>INSERT INTO sgi_fgi_impact_competitors</w:t>
         <w:br/>
-        <w:t xml:space="preserve">    (impact_process_id, competitor_code, name_th, branch_th, opened_date, closed_date, period_key, updated_at)</w:t>
-        <w:br/>
-        <w:t>VALUES ($1 /* impact_process_id */, $2 /* competitor_code */, $3 /* name_th */, $4 /* branch_th */, $5 /* opened_date */, $6 /* closed_date */, $7 /* period_key */, CURRENT_TIMESTAMP)</w:t>
-        <w:br/>
-        <w:t>ON CONFLICT (impact_process_id, competitor_code, period_key)</w:t>
+        <w:t xml:space="preserve">    (impact_process_id, competitor_store_code, brand_code, name_th, name_en, branch_th,</w:t>
+        <w:br/>
+        <w:t xml:space="preserve">     zone_code, subzone_code, opened_date, closed_date, period_key, updated_at)</w:t>
+        <w:br/>
+        <w:t>VALUES ($1 /* impact_process_id */, $2 /* competitor_store_code */, $3 /* brand_code */, $4 /* name_th */, $5 /* name_en */, $6 /* branch_th */,</w:t>
+        <w:br/>
+        <w:t xml:space="preserve">        $7 /* zone_code */, $8 /* subzone_code */, $9 /* opened_date */, $10 /* closed_date */, $11 /* period_key */, CURRENT_TIMESTAMP)</w:t>
+        <w:br/>
+        <w:t>ON CONFLICT (impact_process_id, competitor_store_code, period_key)</w:t>
         <w:br/>
         <w:t>DO UPDATE SET name_th = EXCLUDED.name_th,</w:t>
         <w:br/>
@@ -5686,7 +5904,34 @@
         <w:t>งวดนี้เคยนำเข้าคู่แข่งไปแล้วหรือยัง</w:t>
       </w:r>
       <w:r>
-        <w:t xml:space="preserve"> — ระบบเดิมล้างข้อมูลของงวดทิ้งแล้วนำเข้าใหม่ ไม่ได้ merge ทีละแถว</w:t>
+        <w:t xml:space="preserve"> — ⚠️ ระบบเดิม </w:t>
+      </w:r>
+      <w:r>
+        <w:rPr>
+          <w:b/>
+        </w:rPr>
+        <w:t>ข้ามทั้งงวดแล้วรายงานว่าสำเร็จ</w:t>
+      </w:r>
+      <w:r>
+        <w:t xml:space="preserve"> ไม่ได้ล้างแล้วนำเข้าใหม่ และไม่ได้ merge ทีละแถว (ยืนยันแล้วว่า </w:t>
+      </w:r>
+      <w:r>
+        <w:rPr>
+          <w:rFonts w:ascii="Courier New" w:hAnsi="Courier New" w:eastAsia="Courier New" w:cs="Tahoma"/>
+        </w:rPr>
+        <w:t>fcsJar/</w:t>
+      </w:r>
+      <w:r>
+        <w:t xml:space="preserve"> ไม่มีคำสั่ง </w:t>
+      </w:r>
+      <w:r>
+        <w:rPr>
+          <w:rFonts w:ascii="Courier New" w:hAnsi="Courier New" w:eastAsia="Courier New" w:cs="Tahoma"/>
+        </w:rPr>
+        <w:t>DELETE FROM FGI_IMPACT_COMPETITOR</w:t>
+      </w:r>
+      <w:r>
+        <w:t xml:space="preserve"> เลยแม้แต่จุดเดียว)</w:t>
       </w:r>
     </w:p>
     <w:tbl>
@@ -5959,14 +6204,73 @@
                 <w:b/>
                 <w:sz w:val="18"/>
               </w:rPr>
-              <w:t>ล้างข้อมูลของงวดนั้นก่อนแล้วนำเข้าใหม่ทั้งงวด</w:t>
-            </w:r>
-            <w:r>
-              <w:rPr>
-                <w:rFonts w:ascii="Arial" w:hAnsi="Arial" w:eastAsia="Arial" w:cs="Tahoma"/>
-                <w:sz w:val="18"/>
-              </w:rPr>
-              <w:t xml:space="preserve"> (ไม่ใช่ upsert รายแถว) — ทำใน transaction เดียวกับการ insert ชุดใหม่ ไม่งั้นระหว่างรันจะมีช่วงที่งวดว่างเปล่า</w:t>
+              <w:t>ข้ามทั้งงวดทันที ไม่ insert อะไรเลย แล้วจบด้วยสถานะสำเร็จ</w:t>
+            </w:r>
+            <w:r>
+              <w:rPr>
+                <w:rFonts w:ascii="Arial" w:hAnsi="Arial" w:eastAsia="Arial" w:cs="Tahoma"/>
+                <w:sz w:val="18"/>
+              </w:rPr>
+              <w:t xml:space="preserve"> (</w:t>
+            </w:r>
+            <w:r>
+              <w:rPr>
+                <w:rFonts w:ascii="Courier New" w:hAnsi="Courier New" w:eastAsia="Courier New" w:cs="Tahoma"/>
+                <w:sz w:val="18"/>
+              </w:rPr>
+              <w:t>ImportController.importImpactCompetitor</w:t>
+            </w:r>
+            <w:r>
+              <w:rPr>
+                <w:rFonts w:ascii="Arial" w:hAnsi="Arial" w:eastAsia="Arial" w:cs="Tahoma"/>
+                <w:sz w:val="18"/>
+              </w:rPr>
+              <w:t xml:space="preserve"> บรรทัด 521-527) — ไม่ใช่ล้างแล้วนำเข้าใหม่ และไม่ใช่ upsert · 🔴 </w:t>
+            </w:r>
+            <w:r>
+              <w:rPr>
+                <w:rFonts w:ascii="Arial" w:hAnsi="Arial" w:eastAsia="Arial" w:cs="Tahoma"/>
+                <w:b/>
+                <w:sz w:val="18"/>
+              </w:rPr>
+              <w:t>จุดเสี่ยง:</w:t>
+            </w:r>
+            <w:r>
+              <w:rPr>
+                <w:rFonts w:ascii="Arial" w:hAnsi="Arial" w:eastAsia="Arial" w:cs="Tahoma"/>
+                <w:sz w:val="18"/>
+              </w:rPr>
+              <w:t xml:space="preserve"> ถ้ารอบก่อนล้มกลางคันจนมีข้อมูลค้างไม่ครบ การรันซ้ำจะไม่ช่วยอะไร ข้อมูลขาดถาวรโดยไม่มีใครรู้ — ระบบใหม่ต้องเทียบจำนวนกับต้นทางแล้ว </w:t>
+            </w:r>
+            <w:r>
+              <w:rPr>
+                <w:rFonts w:ascii="Arial" w:hAnsi="Arial" w:eastAsia="Arial" w:cs="Tahoma"/>
+                <w:b/>
+                <w:sz w:val="18"/>
+              </w:rPr>
+              <w:t>alert เมื่อไม่ตรง</w:t>
+            </w:r>
+            <w:r>
+              <w:rPr>
+                <w:rFonts w:ascii="Arial" w:hAnsi="Arial" w:eastAsia="Arial" w:cs="Tahoma"/>
+                <w:sz w:val="18"/>
+              </w:rPr>
+              <w:t xml:space="preserve"> (ดู </w:t>
+            </w:r>
+            <w:r>
+              <w:rPr>
+                <w:rFonts w:ascii="Arial" w:hAnsi="Arial" w:eastAsia="Arial" w:cs="Tahoma"/>
+                <w:color w:val="8A3324"/>
+                <w:sz w:val="18"/>
+              </w:rPr>
+              <w:t>JOB 03 ImportImpactCompetitor อธิบายละเอียด</w:t>
+            </w:r>
+            <w:r>
+              <w:rPr>
+                <w:rFonts w:ascii="Arial" w:hAnsi="Arial" w:eastAsia="Arial" w:cs="Tahoma"/>
+                <w:sz w:val="18"/>
+              </w:rPr>
+              <w:t xml:space="preserve"> หัวข้อ 3 และ 10)</w:t>
             </w:r>
           </w:p>
         </w:tc>
@@ -6078,17 +6382,68 @@
             </w:r>
             <w:r>
               <w:rPr>
+                <w:rFonts w:ascii="Arial" w:hAnsi="Arial" w:eastAsia="Arial" w:cs="Tahoma"/>
+                <w:sz w:val="18"/>
+              </w:rPr>
+              <w:t xml:space="preserve">⚠️ </w:t>
+            </w:r>
+            <w:r>
+              <w:rPr>
+                <w:rFonts w:ascii="Arial" w:hAnsi="Arial" w:eastAsia="Arial" w:cs="Tahoma"/>
+                <w:b/>
+                <w:sz w:val="18"/>
+              </w:rPr>
+              <w:t>`COMPET_ID` ที่วิวส่งมาคือ *รหัสสาขา* ไม่ใช่รหัสแบรนด์</w:t>
+            </w:r>
+            <w:r>
+              <w:rPr>
+                <w:rFonts w:ascii="Arial" w:hAnsi="Arial" w:eastAsia="Arial" w:cs="Tahoma"/>
+                <w:sz w:val="18"/>
+              </w:rPr>
+              <w:t xml:space="preserve"> (ไฟล์จริง BPM06003O มี 222 รหัสจาก 7 แบรนด์) จึงเก็บลง </w:t>
+            </w:r>
+            <w:r>
+              <w:rPr>
                 <w:rFonts w:ascii="Courier New" w:hAnsi="Courier New" w:eastAsia="Courier New" w:cs="Tahoma"/>
                 <w:sz w:val="18"/>
               </w:rPr>
-              <w:t>competitor_code</w:t>
-            </w:r>
-            <w:r>
-              <w:rPr>
-                <w:rFonts w:ascii="Arial" w:hAnsi="Arial" w:eastAsia="Arial" w:cs="Tahoma"/>
-                <w:sz w:val="18"/>
-              </w:rPr>
-              <w:t xml:space="preserve"> ที่วิวส่งมาต้องมีอยู่ใน master · ไม่มี = FK violation</w:t>
+              <w:t>competitor_store_code</w:t>
+            </w:r>
+            <w:r>
+              <w:rPr>
+                <w:rFonts w:ascii="Arial" w:hAnsi="Arial" w:eastAsia="Arial" w:cs="Tahoma"/>
+                <w:sz w:val="18"/>
+              </w:rPr>
+              <w:t xml:space="preserve"> ที่</w:t>
+            </w:r>
+            <w:r>
+              <w:rPr>
+                <w:rFonts w:ascii="Arial" w:hAnsi="Arial" w:eastAsia="Arial" w:cs="Tahoma"/>
+                <w:b/>
+                <w:sz w:val="18"/>
+              </w:rPr>
+              <w:t>ไม่มี FK</w:t>
+            </w:r>
+            <w:r>
+              <w:rPr>
+                <w:rFonts w:ascii="Arial" w:hAnsi="Arial" w:eastAsia="Arial" w:cs="Tahoma"/>
+                <w:sz w:val="18"/>
+              </w:rPr>
+              <w:t xml:space="preserve"> · ส่วน </w:t>
+            </w:r>
+            <w:r>
+              <w:rPr>
+                <w:rFonts w:ascii="Courier New" w:hAnsi="Courier New" w:eastAsia="Courier New" w:cs="Tahoma"/>
+                <w:sz w:val="18"/>
+              </w:rPr>
+              <w:t>brand_code</w:t>
+            </w:r>
+            <w:r>
+              <w:rPr>
+                <w:rFonts w:ascii="Arial" w:hAnsi="Arial" w:eastAsia="Arial" w:cs="Tahoma"/>
+                <w:sz w:val="18"/>
+              </w:rPr>
+              <w:t xml:space="preserve"> ได้จากการ map ชื่อแบรนด์เข้า master 11 รายการ</w:t>
             </w:r>
           </w:p>
         </w:tc>
@@ -6243,7 +6598,7 @@
                 <w:rFonts w:ascii="Courier New" w:hAnsi="Courier New" w:eastAsia="Courier New" w:cs="Tahoma"/>
                 <w:sz w:val="18"/>
               </w:rPr>
-              <w:t>(impact_process_id, competitor_code, period_key)</w:t>
+              <w:t>(impact_process_id, competitor_store_code, period_key)</w:t>
             </w:r>
             <w:r>
               <w:rPr>
@@ -6265,7 +6620,35 @@
                 <w:rFonts w:ascii="Arial" w:hAnsi="Arial" w:eastAsia="Arial" w:cs="Tahoma"/>
                 <w:sz w:val="18"/>
               </w:rPr>
-              <w:t xml:space="preserve"> ยิงเข้า DB</w:t>
+              <w:t xml:space="preserve"> ยิงเข้า DB · แถวที่ </w:t>
+            </w:r>
+            <w:r>
+              <w:rPr>
+                <w:rFonts w:ascii="Courier New" w:hAnsi="Courier New" w:eastAsia="Courier New" w:cs="Tahoma"/>
+                <w:sz w:val="18"/>
+              </w:rPr>
+              <w:t>competitor_store_code</w:t>
+            </w:r>
+            <w:r>
+              <w:rPr>
+                <w:rFonts w:ascii="Arial" w:hAnsi="Arial" w:eastAsia="Arial" w:cs="Tahoma"/>
+                <w:sz w:val="18"/>
+              </w:rPr>
+              <w:t xml:space="preserve"> ว่างต้องแปลงเป็น NULL แล้ว dedup ด้วย </w:t>
+            </w:r>
+            <w:r>
+              <w:rPr>
+                <w:rFonts w:ascii="Courier New" w:hAnsi="Courier New" w:eastAsia="Courier New" w:cs="Tahoma"/>
+                <w:sz w:val="18"/>
+              </w:rPr>
+              <w:t>branch_th</w:t>
+            </w:r>
+            <w:r>
+              <w:rPr>
+                <w:rFonts w:ascii="Arial" w:hAnsi="Arial" w:eastAsia="Arial" w:cs="Tahoma"/>
+                <w:sz w:val="18"/>
+              </w:rPr>
+              <w:t xml:space="preserve"> แทน</w:t>
             </w:r>
           </w:p>
         </w:tc>
@@ -6559,7 +6942,22 @@
                 <w:rFonts w:ascii="Courier New" w:hAnsi="Courier New" w:eastAsia="Courier New" w:cs="Tahoma"/>
                 <w:sz w:val="18"/>
               </w:rPr>
-              <w:t>UNIQUE (impact_process_id, competitor_code, period_key)</w:t>
+              <w:t>UNIQUE (impact_process_id, competitor_store_code, period_key)</w:t>
+            </w:r>
+            <w:r>
+              <w:rPr>
+                <w:rFonts w:ascii="Arial" w:hAnsi="Arial" w:eastAsia="Arial" w:cs="Tahoma"/>
+                <w:sz w:val="18"/>
+              </w:rPr>
+              <w:t xml:space="preserve"> — </w:t>
+            </w:r>
+            <w:r>
+              <w:rPr>
+                <w:rFonts w:ascii="Arial" w:hAnsi="Arial" w:eastAsia="Arial" w:cs="Tahoma"/>
+                <w:b/>
+                <w:sz w:val="18"/>
+              </w:rPr>
+              <w:t>คีย์เป็นสาขา ไม่ใช่แบรนด์</w:t>
             </w:r>
           </w:p>
         </w:tc>
@@ -6591,7 +6989,7 @@
                 <w:rFonts w:ascii="Arial" w:hAnsi="Arial" w:eastAsia="Arial" w:cs="Tahoma"/>
                 <w:sz w:val="18"/>
               </w:rPr>
-              <w:t xml:space="preserve"> ใน DDL</w:t>
+              <w:t xml:space="preserve"> ใน DDL (แก้ 2026-09-09)</w:t>
             </w:r>
           </w:p>
         </w:tc>
@@ -8064,7 +8462,7 @@
                 <w:b/>
                 <w:sz w:val="18"/>
               </w:rPr>
-              <w:t>เพิ่ม `case 'sgi-job-3-import-impact-competitor':`</w:t>
+              <w:t>เพิ่ม `case 'sgi-import-impact-competitor':`</w:t>
             </w:r>
             <w:r>
               <w:rPr>
@@ -8281,7 +8679,7 @@
         <w:pageBreakBefore w:val="0"/>
       </w:pPr>
       <w:r>
-        <w:t>การลงทะเบียนใน `src/main.ts` (job `sgi-job-3-import-impact-competitor`)</w:t>
+        <w:t>การลงทะเบียนใน `src/main.ts` (job `sgi-import-impact-competitor`)</w:t>
       </w:r>
     </w:p>
     <w:p>
@@ -8296,7 +8694,7 @@
         </w:rPr>
         <w:t>// src/main.ts — เพิ่มเคสนี้ในสวิตช์เดิม (เรียงต่อจาก job ของ SGI ตัวก่อนหน้า)</w:t>
         <w:br/>
-        <w:t xml:space="preserve">      case 'sgi-job-3-import-impact-competitor': {</w:t>
+        <w:t xml:space="preserve">      case 'sgi-import-impact-competitor': {</w:t>
         <w:br/>
         <w:t xml:space="preserve">        const { ImportImpactCompetitorService } = await import('./modules/sgi/job-3-import-impact-competitor.service');</w:t>
         <w:br/>
@@ -8323,7 +8721,7 @@
         <w:rPr>
           <w:rFonts w:ascii="Courier New" w:hAnsi="Courier New" w:eastAsia="Courier New" w:cs="Tahoma"/>
         </w:rPr>
-        <w:t>StatementService.logInterfest('sgi-job-3-import-impact-competitor', input)</w:t>
+        <w:t>StatementService.logInterfest('sgi-import-impact-competitor', input)</w:t>
       </w:r>
       <w:r>
         <w:t xml:space="preserve"> ให้อยู่แล้วก่อนเข้าสวิตช์ → </w:t>
@@ -8387,10 +8785,19 @@
         <w:rPr>
           <w:rFonts w:ascii="Courier New" w:hAnsi="Courier New" w:eastAsia="Courier New" w:cs="Tahoma"/>
         </w:rPr>
-        <w:t>0 07 7 * *</w:t>
+        <w:t>30 07 7 * *</w:t>
       </w:r>
       <w:r>
-        <w:t xml:space="preserve"> (ทุกวันที่ 7 เวลา 07:00) — ⚠️ </w:t>
+        <w:t xml:space="preserve"> (ทุกวันที่ 7 เวลา 07:30 — </w:t>
+      </w:r>
+      <w:r>
+        <w:rPr>
+          <w:b/>
+        </w:rPr>
+        <w:t>เหลื่อมหลัง Job 2 (07:00) เพราะต้องรอแถวแม่</w:t>
+      </w:r>
+      <w:r>
+        <w:t xml:space="preserve"> · ⚠️ เวลาเหลื่อมไม่ใช่การรับประกัน ต้องตั้ง dependency ที่ AWS Batch) — ⚠️ </w:t>
       </w:r>
       <w:r>
         <w:rPr>
@@ -8473,13 +8880,11 @@
         <w:br/>
         <w:t xml:space="preserve">  cron: string;</w:t>
         <w:br/>
-        <w:t xml:space="preserve">  /** กำหนดการรัน (Cron) — ใช้สคริปต์ /appstore/SPS/FGI/schedule/FGI_ImportCompetitor.sh; Operations ตรวจ deployment path และ owner permission ก่อนขึ้น production */</w:t>
-        <w:br/>
-        <w:t xml:space="preserve">  cron: string;</w:t>
-        <w:br/>
-        <w:t xml:space="preserve">  /** Argument (งวด) — รูปแบบ YYYY|MM · ⚠️ ปีเป็น พ.ศ. ตามวิว ALLMAP — ค่าที่เขียนลงตารางของ SGI ต้องแปลงเป็น ค.ศ. ทุกครั้ง */</w:t>
-        <w:br/>
-        <w:t xml:space="preserve">  argument: string;</w:t>
+        <w:t xml:space="preserve">  /** ⚠️ ไม่มีฟิลด์นี้โดยตั้งใจ — argument ของระบบใหม่มาจาก `INPUT` (JSON) ตามหัวข้อ 9.2</w:t>
+        <w:br/>
+        <w:t xml:space="preserve">   *  ไม่ใช่ env สตริงแบบ `ZONES|YYYY|MM` ของระบบเดิม (และค่านั้นเป็นปี พ.ศ.)</w:t>
+        <w:br/>
+        <w:t xml:space="preserve">   *  ถ้าต้องการค่าตั้งต้นของงวด ให้คำนวณ "เดือนที่แล้ว" ตามเวลา Asia/Bangkok ในโค้ด */</w:t>
         <w:br/>
         <w:t xml:space="preserve">  /** Chunk Size — จำนวนแถวต่อรอบ insert */</w:t>
         <w:br/>
@@ -8506,11 +8911,7 @@
         <w:br/>
         <w:t xml:space="preserve">  enabled = (process.env.SGI_JOB3_ENABLED ?? 'true') === 'true';</w:t>
         <w:br/>
-        <w:t xml:space="preserve">  cron = process.env.SGI_JOB3_CRON ?? '0 07 7 * *';</w:t>
-        <w:br/>
-        <w:t xml:space="preserve">  cron = process.env.SGI_JOB3_CRON ?? '0 07 7 * *'; // TODO: แก้ผ่าน env/config file แล้ว deploy</w:t>
-        <w:br/>
-        <w:t xml:space="preserve">  argument = process.env.SGI_JOB3_ARGUMENT ?? '2569|06'; // TODO: ปีเป็น พ.ศ. ตามวิว ALLMAP — ค่าที่เขียนลงตารางของ SGI ต้องแปลงเป็น ค.ศ. ทุกครั้ง (⚠️)</w:t>
+        <w:t xml:space="preserve">  cron = process.env.SGI_JOB3_CRON ?? '30 07 7 * *';</w:t>
         <w:br/>
         <w:t xml:space="preserve">  chunkSize = Number(process.env.SGI_JOB3_CHUNK_SIZE ?? 10000); // TODO: แก้ผ่าน env/config file แล้ว deploy</w:t>
         <w:br/>
@@ -8723,9 +9124,9 @@
         <w:br/>
         <w:t xml:space="preserve">  //   เงื่อนไขจริง: ดูตารางในหัวข้อ "เงื่อนไขตัดสิน (Decision Rules)" ของเอกสารฉบับนี้</w:t>
         <w:br/>
-        <w:t xml:space="preserve">  async check02ResolvePeriod(state: JobState): Promise&lt;boolean&gt; {</w:t>
-        <w:br/>
-        <w:t xml:space="preserve">    throw new Error('check02ResolvePeriod: ยังไม่ได้ implement — ห้าม deploy ทั้งที่ยังไม่เขียนเงื่อนไขจริง');</w:t>
+        <w:t xml:space="preserve">  async check02Insert(state: JobState): Promise&lt;boolean&gt; {</w:t>
+        <w:br/>
+        <w:t xml:space="preserve">    throw new Error('check02Insert: ยังไม่ได้ implement — ห้าม deploy ทั้งที่ยังไม่เขียนเงื่อนไขจริง');</w:t>
         <w:br/>
         <w:t xml:space="preserve">  }</w:t>
         <w:br/>
@@ -8759,7 +9160,7 @@
         <w:t xml:space="preserve">  }</w:t>
         <w:br/>
         <w:br/>
-        <w:t xml:space="preserve">  // จำนวนที่ insert = จำนวนต้นทาง?</w:t>
+        <w:t xml:space="preserve">  // reconcile: inserted + rejected + deduplicated = จำนวนต้นทาง?</w:t>
         <w:br/>
         <w:t xml:space="preserve">  //   เงื่อนไขจริง: ดูตารางในหัวข้อ "เงื่อนไขตัดสิน (Decision Rules)" ของเอกสารฉบับนี้</w:t>
         <w:br/>
@@ -9160,7 +9561,7 @@
                 <w:rFonts w:ascii="Arial" w:hAnsi="Arial" w:eastAsia="Arial" w:cs="Tahoma"/>
                 <w:sz w:val="18"/>
               </w:rPr>
-              <w:t>check02ResolvePeriod()</w:t>
+              <w:t>check02Insert()</w:t>
             </w:r>
           </w:p>
         </w:tc>
@@ -9185,7 +9586,7 @@
                 <w:rFonts w:ascii="Arial" w:hAnsi="Arial" w:eastAsia="Arial" w:cs="Tahoma"/>
                 <w:sz w:val="18"/>
               </w:rPr>
-              <w:t>[branch] ข้ามทั้งงวด — ไม่มี upsert ต้องลบงวดก่อนจึงนำเข้าใหม่ได้</w:t>
+              <w:t>[end] ข้ามทั้งงวดแล้วจบด้วยสถานะ SKIPPED — ไม่ query ไม่ insert</w:t>
             </w:r>
           </w:p>
         </w:tc>
@@ -9655,7 +10056,7 @@
                 <w:rFonts w:ascii="Arial" w:hAnsi="Arial" w:eastAsia="Arial" w:cs="Tahoma"/>
                 <w:sz w:val="18"/>
               </w:rPr>
-              <w:t>จำนวนที่ insert = จำนวนต้นทาง?</w:t>
+              <w:t>reconcile: inserted + rejected + deduplicated = จำนวนต้นทาง?</w:t>
             </w:r>
           </w:p>
         </w:tc>
@@ -9705,7 +10106,7 @@
                 <w:rFonts w:ascii="Arial" w:hAnsi="Arial" w:eastAsia="Arial" w:cs="Tahoma"/>
                 <w:sz w:val="18"/>
               </w:rPr>
-              <w:t>[err] Rollback + ส่งเมลแจ้งล้มเหลว</w:t>
+              <w:t>[err] throw ภายใน transaction เพื่อให้ rollback ทั้งงวด</w:t>
             </w:r>
           </w:p>
         </w:tc>
@@ -9889,25 +10290,21 @@
         <w:br/>
         <w:t xml:space="preserve">    const startedAt = Date.now();</w:t>
         <w:br/>
-        <w:t xml:space="preserve">    // TODO: state ถือ counter (read/written/skipped/rejected) และค่าจาก job3Config</w:t>
+        <w:t xml:space="preserve">    // TODO: state ถือ candidates ที่อ่านมา + counter (read/written/skipped/rejected/marked)</w:t>
+        <w:br/>
+        <w:t xml:space="preserve">    //       และค่าจาก job3Config — ทุก counter ต้องถูกอัปเดตจาก record จริง ไม่ใช่ค่าคงที่</w:t>
         <w:br/>
         <w:t xml:space="preserve">    const state = this.service.createState(ctx);</w:t>
         <w:br/>
         <w:t xml:space="preserve">    try {</w:t>
         <w:br/>
-        <w:t xml:space="preserve">      // ขั้นที่ 2 (decision): เป็นงวดใหม่ (ยังไม่เคยนำเข้า)? · TODO: กันซ้ำระดับงวด (Errata E15)</w:t>
-        <w:br/>
-        <w:t xml:space="preserve">      const ok02 = await this.service.check02ResolvePeriod(state);</w:t>
-        <w:br/>
-        <w:t xml:space="preserve">      if (!ok02) { // NO → ข้ามทั้งงวด — ไม่มี upsert ต้องลบงวดก่อนจึงนำเข้าใหม่ได้</w:t>
-        <w:br/>
-        <w:t xml:space="preserve">        // TODO: เส้น NO ของขั้นนี้เป็น branch ระดับ record — ผังไม่ได้ระบุว่าหยุดหรือไปต่อ</w:t>
-        <w:br/>
-        <w:t xml:space="preserve">        //   ถ้าเป็น 'ข้ามรายการ'      -&gt; state.skipped += 1; แล้ว continue ในลูปของ record</w:t>
-        <w:br/>
-        <w:t xml:space="preserve">        //   ถ้าเป็น 'ตั้งค่าแล้วไปต่อ' -&gt; เรียก service ตั้งค่าสถานะ แล้วเดินขั้นถัดไป (ห้าม return)</w:t>
-        <w:br/>
-        <w:t xml:space="preserve">        //   ถ้าเป็น 'คงสถานะเดิม/ไม่เปิดงาน' -&gt; หยุดเฉพาะ record นี้ ห้ามไหลไปขั้นถัดไป</w:t>
+        <w:t xml:space="preserve">      // ขั้นที่ 2 (decision): เป็นงวดใหม่ (ยังไม่เคยนำเข้า)? · TODO: กันซ้ำระดับงวด (Errata E15) · บันทึก existingRowCount + skippedPeriod=true · alert เมื่อ existingRowCount ไม่สมเหตุสมผล</w:t>
+        <w:br/>
+        <w:t xml:space="preserve">      const ok02 = await this.service.check02Insert(state);</w:t>
+        <w:br/>
+        <w:t xml:space="preserve">      if (!ok02) { // NO → ข้ามทั้งงวดแล้วจบด้วยสถานะ SKIPPED — ไม่ query ไม่ insert</w:t>
+        <w:br/>
+        <w:t xml:space="preserve">        return this.summarize(state, 'SKIPPED', startedAt);</w:t>
         <w:br/>
         <w:t xml:space="preserve">      }</w:t>
         <w:br/>
@@ -9925,21 +10322,21 @@
         <w:br/>
         <w:t xml:space="preserve">      }</w:t>
         <w:br/>
-        <w:t xml:space="preserve">      // === transaction boundary === TODO: หนึ่ง transaction + savepoint (insert เป็น chunk ละ 10,000)</w:t>
+        <w:t xml:space="preserve">      // === transaction boundary === TODO: transaction เดียวคลุมทั้งงวด (insert เป็น chunk ละ 10,000 แต่ commit ครั้งเดียวตอนจบ) · reconcile ต้องอยู่ในขอบเขต transaction · chunk ใดล้ม = rollback ทั้งงวด · ห้ามซ้อน transaction สองชั้นแบบระบบเดิม</w:t>
         <w:br/>
         <w:t xml:space="preserve">      await this.dataSource.transaction(async (manager: EntityManager) =&gt; {</w:t>
         <w:br/>
-        <w:t xml:space="preserve">        // ขั้นที่ 5: insert ทีละ 10,000 แถว (ผูก impact_process_id) · TODO: ช่องทางต้นทาง ALM เก็บที่ sgi_fgi_impact_processes.datasource — sgi_fgi_impact_competitors ไม่มีคอลัมน์นี้ · map คอลัมน์ NAMT → name_th และ BRANCHT → branch_th (NAMT/BRANCHT เป็นคอลัมน์ของวิวฝั่ง ALLMAP)</w:t>
+        <w:t xml:space="preserve">        // ขั้นที่ 5: insert ทีละ 10,000 แถว (ผูก impact_process_id) · TODO: map COMPET_ID → competitor_store_code (ว่าง → NULL) · map ชื่อแบรนด์ → brand_code (map ไม่ได้ = NULL + นับ unmapped) · NAMT → name_th · BRANCHT → branch_th (NAMT/BRANCHT เป็นชื่อคอลัมน์จริงของวิว ALLMAP)</w:t>
         <w:br/>
         <w:t xml:space="preserve">        await this.service.step05Insert(state, manager);</w:t>
         <w:br/>
+        <w:t xml:space="preserve">        // ขั้นที่ 6 (decision): reconcile: inserted + rejected + deduplicated = จำนวนต้นทาง? · TODO: ⚠️ ต้องตรวจ **ภายใน** transaction ก่อน commit — ถ้าตรวจหลัง commit ข้อความ Rollback จะไม่เป็นความจริง</w:t>
+        <w:br/>
+        <w:t xml:space="preserve">        const ok06 = await this.service.check06Insert(state);</w:t>
+        <w:br/>
+        <w:t xml:space="preserve">        if (!ok06) throw new JobFailedError('JOB3_STEP06', 'throw ภายใน transaction เพื่อให้ rollback ทั้งงวด');</w:t>
+        <w:br/>
         <w:t xml:space="preserve">      });</w:t>
-        <w:br/>
-        <w:t xml:space="preserve">      // ขั้นที่ 6 (decision): จำนวนที่ insert = จำนวนต้นทาง? · TODO: ตรวจ reconcile จำนวนแถวก่อน commit</w:t>
-        <w:br/>
-        <w:t xml:space="preserve">      const ok06 = await this.service.check06Insert(state);</w:t>
-        <w:br/>
-        <w:t xml:space="preserve">      if (!ok06) throw new JobFailedError('JOB3_STEP06', 'Rollback + ส่งเมลแจ้งล้มเหลว');</w:t>
         <w:br/>
         <w:t xml:space="preserve">      return this.summarize(state, 'SUCCESS', startedAt);</w:t>
         <w:br/>
@@ -10048,7 +10445,13 @@
         <w:t xml:space="preserve">  constructor(@Inject('DATA_SOURCE') private readonly dataSource: DataSource) {}</w:t>
         <w:br/>
         <w:br/>
-        <w:t xml:space="preserve">  async runExclusive&lt;T&gt;(jobNo: string, fn: () =&gt; Promise&lt;T&gt;): Promise&lt;T | { status: 'SKIPPED_LOCKED' }&gt; {</w:t>
+        <w:t xml:space="preserve">  // period = งวดที่รอบนี้ทำงาน ('YYYY-MM') — เป็นส่วนหนึ่งของคีย์ล็อก ไม่ใช่แค่หมายเลข job</w:t>
+        <w:br/>
+        <w:t xml:space="preserve">  // (เจอจริง 2026-09-09: ล็อกด้วย jobNo อย่างเดียว = คนละงวดก็รันพร้อมกันไม่ได้</w:t>
+        <w:br/>
+        <w:t xml:space="preserve">  //  ทั้งที่เอกสารระบุว่าคนละงวดต้องรันขนานกันได้ · ส่ง period = null ถ้าต้องการล็อกทั้ง job)</w:t>
+        <w:br/>
+        <w:t xml:space="preserve">  async runExclusive&lt;T&gt;(jobNo: string, period: string | null, fn: () =&gt; Promise&lt;T&gt;): Promise&lt;T | { status: 'SKIPPED_LOCKED' }&gt; {</w:t>
         <w:br/>
         <w:t xml:space="preserve">    // TODO: ต้องใช้ QueryRunner (connection เดียวบน master) — dataSource.query() ของโปรเจกต์นี้</w:t>
         <w:br/>
@@ -10058,7 +10461,19 @@
         <w:br/>
         <w:t xml:space="preserve">    await runner.connect();</w:t>
         <w:br/>
-        <w:t xml:space="preserve">    const objectId = JOB_LOCK_KEYS[jobNo];</w:t>
+        <w:t xml:space="preserve">    // pg_try_advisory_lock(int4, int4) — objectId ต้องอยู่ในช่วง int4</w:t>
+        <w:br/>
+        <w:t xml:space="preserve">    //   ล็อกทั้ง job : objectId = JOB_LOCK_KEYS[jobNo]</w:t>
+        <w:br/>
+        <w:t xml:space="preserve">    //   ล็อกรายงวด  : ผสมงวดเข้าไปด้วย hashtext() แล้วบีบให้อยู่ในช่วงที่ปลอดภัย</w:t>
+        <w:br/>
+        <w:t xml:space="preserve">    const baseId = JOB_LOCK_KEYS[jobNo];</w:t>
+        <w:br/>
+        <w:t xml:space="preserve">    const objectId = period === null ? baseId</w:t>
+        <w:br/>
+        <w:t xml:space="preserve">      : (await runner.query('SELECT (hashtext($1) &amp; 2147483647) % 1000000 + $2 * 1000000 AS id',</w:t>
+        <w:br/>
+        <w:t xml:space="preserve">                            [period, baseId]))[0].id;</w:t>
         <w:br/>
         <w:t xml:space="preserve">    try {</w:t>
         <w:br/>
@@ -10074,7 +10489,7 @@
         <w:br/>
         <w:t xml:space="preserve">        // TODO: รอบนี้ข้ามไปเฉย ๆ ไม่ถือเป็น error และไม่ต้องส่งอีเมล</w:t>
         <w:br/>
-        <w:t xml:space="preserve">        this.logger.warn(JSON.stringify({ event: 'job.skipped.locked', jobNo }));</w:t>
+        <w:t xml:space="preserve">        this.logger.warn(JSON.stringify({ event: 'job.skipped.locked', jobNo, period }));</w:t>
         <w:br/>
         <w:t xml:space="preserve">        return { status: 'SKIPPED_LOCKED' };</w:t>
         <w:br/>
@@ -10370,15 +10785,15 @@
         <w:br/>
         <w:t>INSERT INTO sgi_fgi_impact_competitors</w:t>
         <w:br/>
-        <w:t xml:space="preserve">  (impact_process_id, competitor_code, period_key, branch_th, closed_date, name_th, opened_date)</w:t>
-        <w:br/>
-        <w:t>VALUES ($1 /* impact_process_id */, $2 /* competitor_code */, $3 /* period_key */, $4 /* branch_th */, $5 /* closed_date */, $6 /* name_th */, $7 /* opened_date */)</w:t>
-        <w:br/>
-        <w:t>ON CONFLICT (impact_process_id, competitor_code, period_key)   -- unique key จริงตาม DDL ของ sgi_fgi_impact_competitors (ห้ามเดา)</w:t>
-        <w:br/>
-        <w:t>DO UPDATE SET branch_th = EXCLUDED.branch_th, closed_date = EXCLUDED.closed_date, name_th = EXCLUDED.name_th, opened_date = EXCLUDED.opened_date,</w:t>
-        <w:br/>
-        <w:t xml:space="preserve">       updated_at = NOW();</w:t>
+        <w:t xml:space="preserve">  (impact_process_id, period_key, branch_th, brand_code, closed_date, competitor_key, competitor_store_code, name_en, name_th, opened_date, subzone_code, zone_code)</w:t>
+        <w:br/>
+        <w:t>VALUES ($1 /* impact_process_id */, $2 /* period_key */, $3 /* branch_th */, $4 /* brand_code */, $5 /* closed_date */, $6 /* competitor_key */, $7 /* competitor_store_code */, $8 /* name_en */, $9 /* name_th */, $10 /* opened_date */, $11 /* subzone_code */, $12 /* zone_code */)</w:t>
+        <w:br/>
+        <w:t>ON CONFLICT (impact_process_id, competitor_store_code, period_key)   -- unique key จริงตาม DDL ของ sgi_fgi_impact_competitors (ห้ามเดา)</w:t>
+        <w:br/>
+        <w:t>DO NOTHING;   -- ตามสัญญา idempotency ของ job นี้: คู่ที่มีอยู่แล้วต้องข้ามเงียบ ห้ามอัปเดตทับ</w:t>
+        <w:br/>
+        <w:t>-- ⚠️ DO NOTHING ไม่คืนแถว — ถ้าต้องใช้ id ต่อ ให้ SELECT ซ้ำด้วย business key</w:t>
       </w:r>
     </w:p>
     <w:p>
@@ -10505,7 +10920,7 @@
         <w:br/>
         <w:t xml:space="preserve">          errorMessage: error.message,</w:t>
         <w:br/>
-        <w:t xml:space="preserve">          rerunNote: 'ต้องลบข้อมูลงวดเองก่อน re-import แล้วตรวจจำนวนแถวเทียบต้นทาง',</w:t>
+        <w:t xml:space="preserve">          rerunNote: 'งวดที่มีข้อมูลแล้วถูกข้าม (ไม่อัปเดตของเดิม) — ต้องลบข้อมูลงวดเองก่อน re-import แล้วตรวจจำนวนแถวเทียบต้นทาง',</w:t>
         <w:br/>
         <w:t xml:space="preserve">        },</w:t>
         <w:br/>
@@ -10541,7 +10956,7 @@
         <w:keepLines/>
       </w:pPr>
       <w:r>
-        <w:t>กติกา rerun ของ Job 3: ต้องลบข้อมูลงวดเองก่อน re-import แล้วตรวจจำนวนแถวเทียบต้นทาง</w:t>
+        <w:t>กติกา rerun ของ Job 3: งวดที่มีข้อมูลแล้วถูกข้าม (ไม่อัปเดตของเดิม) — ต้องลบข้อมูลงวดเองก่อน re-import แล้วตรวจจำนวนแถวเทียบต้นทาง</w:t>
       </w:r>
     </w:p>
     <w:p>
@@ -10550,7 +10965,7 @@
         <w:keepLines/>
       </w:pPr>
       <w:r>
-        <w:t>ขอบเขต transaction ที่ต้องรักษาเมื่อรันซ้ำ: หนึ่ง transaction + savepoint (insert เป็น chunk ละ 10,000)</w:t>
+        <w:t>ขอบเขต transaction ที่ต้องรักษาเมื่อรันซ้ำ: transaction เดียวคลุมทั้งงวด (insert เป็น chunk ละ 10,000 แต่ commit ครั้งเดียวตอนจบ) · reconcile ต้องอยู่ในขอบเขต transaction · chunk ใดล้ม = rollback ทั้งงวด · ห้ามซ้อน transaction สองชั้นแบบระบบเดิม</w:t>
       </w:r>
     </w:p>
     <w:p>
@@ -10586,13 +11001,34 @@
         <w:keepLines/>
       </w:pPr>
       <w:r>
-        <w:t xml:space="preserve">สั่งรันนอกรอบผ่าน CLI/runbook เท่านั้น (ไม่มีหน้าจอและไม่มี Job Admin API): </w:t>
+        <w:t xml:space="preserve">สั่งรันนอกรอบผ่าน CLI/runbook เท่านั้น (ไม่มีหน้าจอและไม่มี Job Admin API) — local: </w:t>
       </w:r>
       <w:r>
         <w:rPr>
           <w:rFonts w:ascii="Courier New" w:hAnsi="Courier New" w:eastAsia="Courier New" w:cs="Tahoma"/>
         </w:rPr>
-        <w:t>node dist/batch/cli.js --job=3 --period=&lt;YYYYMM&gt;</w:t>
+        <w:t>JOB_NAME=sgi-import-impact-competitor INPUT='{"year":2026,"month":6}' npm run start</w:t>
+      </w:r>
+      <w:r>
+        <w:t xml:space="preserve"> · AWS Batch: </w:t>
+      </w:r>
+      <w:r>
+        <w:rPr>
+          <w:rFonts w:ascii="Courier New" w:hAnsi="Courier New" w:eastAsia="Courier New" w:cs="Tahoma"/>
+        </w:rPr>
+        <w:t>node dist/main.js '{"year":2026,"month":6}' sgi-import-impact-competitor</w:t>
+      </w:r>
+      <w:r>
+        <w:t xml:space="preserve"> (quote เดี่ยวครอบ JSON เสมอ) · ตรวจผลด้วย </w:t>
+      </w:r>
+      <w:r>
+        <w:rPr>
+          <w:rFonts w:ascii="Courier New" w:hAnsi="Courier New" w:eastAsia="Courier New" w:cs="Tahoma"/>
+        </w:rPr>
+        <w:t>echo $?</w:t>
+      </w:r>
+      <w:r>
+        <w:t xml:space="preserve"> ต้องเป็น 0 เมื่อสำเร็จ</w:t>
       </w:r>
     </w:p>
     <w:p>
@@ -10816,7 +11252,7 @@
                 <w:rFonts w:ascii="Arial" w:hAnsi="Arial" w:eastAsia="Arial" w:cs="Tahoma"/>
                 <w:sz w:val="18"/>
               </w:rPr>
-              <w:t>เป็นงวดใหม่ (ยังไม่เคยนำเข้า)? | No: ข้ามทั้งงวด — ไม่มี upsert ต้องลบงวดก่อนจึงนำเข้าใหม่ได้ (กันซ้ำระดับงวด (Errata E15))</w:t>
+              <w:t>เป็นงวดใหม่ (ยังไม่เคยนำเข้า)? | No: ข้ามทั้งงวดแล้วจบด้วยสถานะ SKIPPED — ไม่ query ไม่ insert (กันซ้ำระดับงวด (Errata E15) · บันทึก existingRowCount + skippedPeriod=true · alert เมื่อ existingRowCount ไม่สมเหตุสมผล)</w:t>
             </w:r>
           </w:p>
         </w:tc>
@@ -10981,7 +11417,7 @@
                 <w:rFonts w:ascii="Arial" w:hAnsi="Arial" w:eastAsia="Arial" w:cs="Tahoma"/>
                 <w:sz w:val="18"/>
               </w:rPr>
-              <w:t>insert ทีละ 10,000 แถว (ผูก impact_process_id) (ช่องทางต้นทาง ALM เก็บที่ sgi_fgi_impact_processes.datasource — sgi_fgi_impact_competitors ไม่มีคอลัมน์นี้ · map คอลัมน์ NAMT → name_th และ BRANCHT → branch_th (NAMT/BRANCHT เป็นคอลัมน์ของวิวฝั่ง ALLMAP))</w:t>
+              <w:t>insert ทีละ 10,000 แถว (ผูก impact_process_id) (map COMPET_ID → competitor_store_code (ว่าง → NULL) · map ชื่อแบรนด์ → brand_code (map ไม่ได้ = NULL + นับ unmapped) · NAMT → name_th · BRANCHT → branch_th (NAMT/BRANCHT เป็นชื่อคอลัมน์จริงของวิว ALLMAP))</w:t>
             </w:r>
           </w:p>
         </w:tc>
@@ -11036,7 +11472,22 @@
                 <w:rFonts w:ascii="Arial" w:hAnsi="Arial" w:eastAsia="Arial" w:cs="Tahoma"/>
                 <w:sz w:val="18"/>
               </w:rPr>
-              <w:t>จำนวนที่ insert = จำนวนต้นทาง? | No: Rollback + ส่งเมลแจ้งล้มเหลว (ตรวจ reconcile จำนวนแถวก่อน commit)</w:t>
+              <w:t xml:space="preserve">reconcile: inserted + rejected + deduplicated = จำนวนต้นทาง? | No: throw ภายใน transaction เพื่อให้ rollback ทั้งงวด (⚠️ ต้องตรวจ </w:t>
+            </w:r>
+            <w:r>
+              <w:rPr>
+                <w:rFonts w:ascii="Arial" w:hAnsi="Arial" w:eastAsia="Arial" w:cs="Tahoma"/>
+                <w:b/>
+                <w:sz w:val="18"/>
+              </w:rPr>
+              <w:t>ภายใน</w:t>
+            </w:r>
+            <w:r>
+              <w:rPr>
+                <w:rFonts w:ascii="Arial" w:hAnsi="Arial" w:eastAsia="Arial" w:cs="Tahoma"/>
+                <w:sz w:val="18"/>
+              </w:rPr>
+              <w:t xml:space="preserve"> transaction ก่อน commit — ถ้าตรวจหลัง commit ข้อความ Rollback จะไม่เป็นความจริง)</w:t>
             </w:r>
           </w:p>
         </w:tc>

--- a/LLDD/word/Jobs/LLDD-BE-Job-3-ImportImpactCompetitor.docx
+++ b/LLDD/word/Jobs/LLDD-BE-Job-3-ImportImpactCompetitor.docx
@@ -5465,7 +5465,7 @@
                 <w:rFonts w:ascii="Arial" w:hAnsi="Arial" w:eastAsia="Arial" w:cs="Tahoma"/>
                 <w:sz w:val="18"/>
               </w:rPr>
-              <w:t>ตัวกระตุ้น (Trigger)</w:t>
+              <w:t>กำหนดการรัน (Cron)</w:t>
             </w:r>
           </w:p>
         </w:tc>
@@ -5490,7 +5490,7 @@
                 <w:rFonts w:ascii="Arial" w:hAnsi="Arial" w:eastAsia="Arial" w:cs="Tahoma"/>
                 <w:sz w:val="18"/>
               </w:rPr>
-              <w:t>S3 Object Created → EventBridge rule → AWS Batch SubmitJob</w:t>
+              <w:t>0 07 7 * *</w:t>
             </w:r>
           </w:p>
         </w:tc>
@@ -5540,7 +5540,7 @@
                 <w:rFonts w:ascii="Arial" w:hAnsi="Arial" w:eastAsia="Arial" w:cs="Tahoma"/>
                 <w:sz w:val="18"/>
               </w:rPr>
-              <w:t>มติ 2026-10-01 · rule แยกจากของ Job 2 ตามชื่อไฟล์ (prefix interface/in/ALM/Impact_Competitor_) · ไฟล์คู่แข่งเป็นต้นทางของ Job 3 ไม่ใช่ Job 2</w:t>
+              <w:t>ใช้สคริปต์ /appstore/SPS/FGI/schedule/FGI_ImportCompetitor.sh; Operations ตรวจ deployment path และ owner permission ก่อนขึ้น production</w:t>
             </w:r>
           </w:p>
         </w:tc>
@@ -5570,7 +5570,7 @@
                 <w:rFonts w:ascii="Arial" w:hAnsi="Arial" w:eastAsia="Arial" w:cs="Tahoma"/>
                 <w:sz w:val="18"/>
               </w:rPr>
-              <w:t>INPUT (JSON)</w:t>
+              <w:t>Argument (งวด)</w:t>
             </w:r>
           </w:p>
         </w:tc>
@@ -5595,7 +5595,7 @@
                 <w:rFonts w:ascii="Arial" w:hAnsi="Arial" w:eastAsia="Arial" w:cs="Tahoma"/>
                 <w:sz w:val="18"/>
               </w:rPr>
-              <w:t>{"s3Key":"interface/in/ALM/Impact_Competitor_20260929.txt"}</w:t>
+              <w:t>2569|06</w:t>
             </w:r>
           </w:p>
         </w:tc>
@@ -5645,7 +5645,7 @@
                 <w:rFonts w:ascii="Arial" w:hAnsi="Arial" w:eastAsia="Arial" w:cs="Tahoma"/>
                 <w:sz w:val="18"/>
               </w:rPr>
-              <w:t>ฟิลด์ที่รับ: year · month · dryRun · limit · s3Key · ไม่ส่ง s3Key = หยิบไฟล์ล่าสุด · year/month ต้องส่งคู่กัน · ปีเป็น ค.ศ.</w:t>
+              <w:t>รูปแบบ YYYY|MM</w:t>
             </w:r>
           </w:p>
         </w:tc>
@@ -5780,7 +5780,7 @@
                 <w:rFonts w:ascii="Arial" w:hAnsi="Arial" w:eastAsia="Arial" w:cs="Tahoma"/>
                 <w:sz w:val="18"/>
               </w:rPr>
-              <w:t>ไฟล์ต้นทาง (EAI S3)</w:t>
+              <w:t>Source View</w:t>
             </w:r>
           </w:p>
         </w:tc>
@@ -5805,7 +5805,7 @@
                 <w:rFonts w:ascii="Arial" w:hAnsi="Arial" w:eastAsia="Arial" w:cs="Tahoma"/>
                 <w:sz w:val="18"/>
               </w:rPr>
-              <w:t>interface/in/ALM/Impact_Competitor_YYYYMMDD.txt</w:t>
+              <w:t>COMPETITOR_IMPACT_VIEW</w:t>
             </w:r>
           </w:p>
         </w:tc>
@@ -5855,7 +5855,7 @@
                 <w:rFonts w:ascii="Arial" w:hAnsi="Arial" w:eastAsia="Arial" w:cs="Tahoma"/>
                 <w:sz w:val="18"/>
               </w:rPr>
-              <w:t>🔴 เปลี่ยนต้นทาง 2026-09-30 · 16 คอลัมน์ · PERIOD_MONTH เป็นเลขเดือน (8) ต่างจากไฟล์ของ Job 2 ที่เป็นวันที่เต็ม · DISTINCT 11 คอลัมน์ทำในโค้ด · map NAMT -&gt; NAME_TH, BRANCHT -&gt; BRANCH_TH</w:t>
+              <w:t>SELECT DISTINCT / map คอลัมน์ NAMT -&gt; NAME_TH, BRANCHT -&gt; BRANCH_TH</w:t>
             </w:r>
           </w:p>
         </w:tc>
